--- a/t23_s3.docx
+++ b/t23_s3.docx
@@ -3,2168 +3,998 @@
 <w:document xmlns:wpc="http://schemas.microsoft.com/office/word/2010/wordprocessingCanvas" xmlns:mo="http://schemas.microsoft.com/office/mac/office/2008/main" xmlns:mc="http://schemas.openxmlformats.org/markup-compatibility/2006" xmlns:mv="urn:schemas-microsoft-com:mac:vml" xmlns:o="urn:schemas-microsoft-com:office:office" xmlns:r="http://schemas.openxmlformats.org/officeDocument/2006/relationships" xmlns:m="http://schemas.openxmlformats.org/officeDocument/2006/math" xmlns:v="urn:schemas-microsoft-com:vml" xmlns:wp14="http://schemas.microsoft.com/office/word/2010/wordprocessingDrawing" xmlns:wp="http://schemas.openxmlformats.org/drawingml/2006/wordprocessingDrawing" xmlns:w10="urn:schemas-microsoft-com:office:word" xmlns:w="http://schemas.openxmlformats.org/wordprocessingml/2006/main" xmlns:w14="http://schemas.microsoft.com/office/word/2010/wordml" xmlns:wpg="http://schemas.microsoft.com/office/word/2010/wordprocessingGroup" xmlns:wpi="http://schemas.microsoft.com/office/word/2010/wordprocessingInk" xmlns:wne="http://schemas.microsoft.com/office/word/2006/wordml" xmlns:wps="http://schemas.microsoft.com/office/word/2010/wordprocessingShape" mc:Ignorable="w14 wp14">
   <w:body>
     <w:p>
-      <w:pPr>
-        <w:spacing w:after="20" w:before="120"/>
-      </w:pPr>
       <w:r>
-        <w:rPr>
-          <w:b/>
-          <w:sz w:val="22"/>
-        </w:rPr>
-        <w:t>Question: The Hable test is used to assess the potency of which vaccine?</w:t>
+        <w:t xml:space="preserve">Question: A patient with a severe head injury is being monitored for intracranial pressure. Which nursing intervention lowers ICP?</w:t>
       </w:r>
     </w:p>
     <w:p>
-      <w:pPr>
-        <w:spacing w:after="0" w:before="0"/>
-      </w:pPr>
       <w:r>
-        <w:rPr>
-          <w:b w:val="0"/>
-          <w:sz w:val="22"/>
-        </w:rPr>
-        <w:t>(a) OPV</w:t>
+        <w:t xml:space="preserve">(a) Elevate the head of the bed 30 degrees with the head in midline</w:t>
       </w:r>
     </w:p>
     <w:p>
-      <w:pPr>
-        <w:spacing w:after="0" w:before="0"/>
-      </w:pPr>
       <w:r>
-        <w:rPr>
-          <w:b w:val="0"/>
-          <w:sz w:val="22"/>
-        </w:rPr>
-        <w:t>(b) Measles</w:t>
+        <w:t xml:space="preserve">(b) Keep the head flat</w:t>
       </w:r>
     </w:p>
     <w:p>
-      <w:pPr>
-        <w:spacing w:after="0" w:before="0"/>
-      </w:pPr>
       <w:r>
-        <w:rPr>
-          <w:b w:val="0"/>
-          <w:sz w:val="22"/>
-        </w:rPr>
-        <w:t>(c) BCG</w:t>
+        <w:t xml:space="preserve">(c) Flex the neck</w:t>
       </w:r>
     </w:p>
     <w:p>
-      <w:pPr>
-        <w:spacing w:after="0" w:before="0"/>
-      </w:pPr>
       <w:r>
-        <w:rPr>
-          <w:b w:val="0"/>
-          <w:sz w:val="22"/>
-        </w:rPr>
-        <w:t>(d) DPT</w:t>
+        <w:t xml:space="preserve">(d) Encourage coughing</w:t>
       </w:r>
     </w:p>
     <w:p>
-      <w:pPr>
-        <w:spacing w:after="0" w:before="40"/>
-      </w:pPr>
       <w:r>
-        <w:rPr>
-          <w:b/>
-          <w:sz w:val="22"/>
-        </w:rPr>
-        <w:t>Answer: c</w:t>
+        <w:t xml:space="preserve">Answer: a</w:t>
       </w:r>
     </w:p>
     <w:p>
-      <w:pPr>
-        <w:spacing w:after="0" w:before="0"/>
-      </w:pPr>
       <w:r>
-        <w:rPr>
-          <w:b w:val="0"/>
-          <w:sz w:val="21"/>
-        </w:rPr>
-        <w:t>Solution: The Hable (and modified Hable) test assesses the potency of BCG vaccine by counting viable bacilli; the shake test checks freeze-dried vaccine potency after reconstitution.</w:t>
+        <w:t xml:space="preserve">Solution: Head elevation (30°) with a midline neutral position promotes venous drainage and lowers ICP. Neck flexion, hypoxia, and coughing raise ICP.</w:t>
       </w:r>
     </w:p>
     <w:p>
-      <w:pPr>
-        <w:spacing w:after="0" w:before="0"/>
-      </w:pPr>
       <w:r>
-        <w:rPr>
-          <w:b w:val="0"/>
-          <w:sz w:val="20"/>
-        </w:rPr>
-        <w:t>Positive Marks: 1</w:t>
+        <w:t xml:space="preserve">Positive Marks: 1</w:t>
       </w:r>
     </w:p>
     <w:p>
-      <w:pPr>
-        <w:spacing w:after="160" w:before="0"/>
-      </w:pPr>
       <w:r>
-        <w:rPr>
-          <w:b w:val="0"/>
-          <w:sz w:val="20"/>
-        </w:rPr>
-        <w:t>Negative Marks: 0.25</w:t>
+        <w:t xml:space="preserve">Negative Marks: 0.25</w:t>
       </w:r>
     </w:p>
     <w:p>
-      <w:pPr>
-        <w:spacing w:after="20" w:before="120"/>
-      </w:pPr>
       <w:r>
-        <w:rPr>
-          <w:b/>
-          <w:sz w:val="22"/>
-        </w:rPr>
-        <w:t>Question: A client with a newly applied below-elbow cast reports severe pain and numbness in the fingers. Which assessment finding requires IMMEDIATE action?</w:t>
+        <w:t xml:space="preserve"/>
       </w:r>
     </w:p>
     <w:p>
-      <w:pPr>
-        <w:spacing w:after="0" w:before="0"/>
-      </w:pPr>
       <w:r>
-        <w:rPr>
-          <w:b w:val="0"/>
-          <w:sz w:val="22"/>
-        </w:rPr>
-        <w:t>(a) Capillary refill of 4 seconds with dusky fingers</w:t>
+        <w:t xml:space="preserve">Question: The nurse is preparing a patient for an MRI. The nurse should:</w:t>
       </w:r>
     </w:p>
     <w:p>
-      <w:pPr>
-        <w:spacing w:after="0" w:before="0"/>
-      </w:pPr>
       <w:r>
-        <w:rPr>
-          <w:b w:val="0"/>
-          <w:sz w:val="22"/>
-        </w:rPr>
-        <w:t>(b) The cast is still damp</w:t>
+        <w:t xml:space="preserve">(a) Screen for metal/pacemakers and remove all metal objects</w:t>
       </w:r>
     </w:p>
     <w:p>
-      <w:pPr>
-        <w:spacing w:after="0" w:before="0"/>
-      </w:pPr>
       <w:r>
-        <w:rPr>
-          <w:b w:val="0"/>
-          <w:sz w:val="22"/>
-        </w:rPr>
-        <w:t>(c) Mild itching under the cast</w:t>
+        <w:t xml:space="preserve">(b) Skip screening</w:t>
       </w:r>
     </w:p>
     <w:p>
-      <w:pPr>
-        <w:spacing w:after="0" w:before="0"/>
-      </w:pPr>
       <w:r>
-        <w:rPr>
-          <w:b w:val="0"/>
-          <w:sz w:val="22"/>
-        </w:rPr>
-        <w:t>(d) Slight swelling of the fingers</w:t>
+        <w:t xml:space="preserve">(c) Allow metal jewelry</w:t>
       </w:r>
     </w:p>
     <w:p>
-      <w:pPr>
-        <w:spacing w:after="0" w:before="40"/>
-      </w:pPr>
       <w:r>
-        <w:rPr>
-          <w:b/>
-          <w:sz w:val="22"/>
-        </w:rPr>
-        <w:t>Answer: a</w:t>
+        <w:t xml:space="preserve">(d) Ignore implants</w:t>
       </w:r>
     </w:p>
     <w:p>
-      <w:pPr>
-        <w:spacing w:after="0" w:before="0"/>
-      </w:pPr>
       <w:r>
-        <w:rPr>
-          <w:b w:val="0"/>
-          <w:sz w:val="21"/>
-        </w:rPr>
-        <w:t>Solution: Prolonged capillary refill with duskiness indicates circulatory compromise/compartment syndrome; the cast must be loosened and the provider notified immediately.</w:t>
+        <w:t xml:space="preserve">Answer: a</w:t>
       </w:r>
     </w:p>
     <w:p>
-      <w:pPr>
-        <w:spacing w:after="0" w:before="0"/>
-      </w:pPr>
       <w:r>
-        <w:rPr>
-          <w:b w:val="0"/>
-          <w:sz w:val="20"/>
-        </w:rPr>
-        <w:t>Positive Marks: 1</w:t>
+        <w:t xml:space="preserve">Solution: MRI — the strong magnet attracts metal; the nurse screens for implants (pacemaker, cochlear, clips), removes metal objects, and verifies no contraindications.</w:t>
       </w:r>
     </w:p>
     <w:p>
-      <w:pPr>
-        <w:spacing w:after="160" w:before="0"/>
-      </w:pPr>
       <w:r>
-        <w:rPr>
-          <w:b w:val="0"/>
-          <w:sz w:val="20"/>
-        </w:rPr>
-        <w:t>Negative Marks: 0.25</w:t>
+        <w:t xml:space="preserve">Positive Marks: 1</w:t>
       </w:r>
     </w:p>
     <w:p>
-      <w:pPr>
-        <w:spacing w:after="20" w:before="120"/>
-      </w:pPr>
       <w:r>
-        <w:rPr>
-          <w:b/>
-          <w:sz w:val="22"/>
-        </w:rPr>
-        <w:t>Question: A patient is having hyperventilation and CO2 level is below normal range. Priority nursing management in this patient is?</w:t>
+        <w:t xml:space="preserve">Negative Marks: 0.25</w:t>
       </w:r>
     </w:p>
     <w:p>
-      <w:pPr>
-        <w:spacing w:after="0" w:before="0"/>
-      </w:pPr>
       <w:r>
-        <w:rPr>
-          <w:b w:val="0"/>
-          <w:sz w:val="22"/>
-        </w:rPr>
-        <w:t>(a) Give O2 directly</w:t>
+        <w:t xml:space="preserve"/>
       </w:r>
     </w:p>
     <w:p>
-      <w:pPr>
-        <w:spacing w:after="0" w:before="0"/>
-      </w:pPr>
       <w:r>
-        <w:rPr>
-          <w:b w:val="0"/>
-          <w:sz w:val="22"/>
-        </w:rPr>
-        <w:t>(b) Paper bag breath</w:t>
+        <w:t xml:space="preserve">Question: A patient at 31 weeks of gestation is being treated for preterm labor with magnesium sulfate. The nurse should monitor:</w:t>
       </w:r>
     </w:p>
     <w:p>
-      <w:pPr>
-        <w:spacing w:after="0" w:before="0"/>
-      </w:pPr>
       <w:r>
-        <w:rPr>
-          <w:b w:val="0"/>
-          <w:sz w:val="22"/>
-        </w:rPr>
-        <w:t>(c) Give sedative</w:t>
+        <w:t xml:space="preserve">(a) Respirations, deep tendon reflexes, and urine output</w:t>
       </w:r>
     </w:p>
     <w:p>
-      <w:pPr>
-        <w:spacing w:after="0" w:before="0"/>
-      </w:pPr>
       <w:r>
-        <w:rPr>
-          <w:b w:val="0"/>
-          <w:sz w:val="22"/>
-        </w:rPr>
-        <w:t>(d) Inform the doctor</w:t>
+        <w:t xml:space="preserve">(b) Only blood pressure</w:t>
       </w:r>
     </w:p>
     <w:p>
-      <w:pPr>
-        <w:spacing w:after="0" w:before="40"/>
-      </w:pPr>
       <w:r>
-        <w:rPr>
-          <w:b/>
-          <w:sz w:val="22"/>
-        </w:rPr>
-        <w:t>Answer: b</w:t>
+        <w:t xml:space="preserve">(c) Only weight</w:t>
       </w:r>
     </w:p>
     <w:p>
-      <w:pPr>
-        <w:spacing w:after="0" w:before="0"/>
-      </w:pPr>
       <w:r>
-        <w:rPr>
-          <w:b w:val="0"/>
-          <w:sz w:val="21"/>
-        </w:rPr>
-        <w:t>Solution: In hyperventilation with low CO2, priority management is rebreathing into a paper bag to raise CO2 levels.</w:t>
+        <w:t xml:space="preserve">(d) Only temperature</w:t>
       </w:r>
     </w:p>
     <w:p>
-      <w:pPr>
-        <w:spacing w:after="0" w:before="0"/>
-      </w:pPr>
       <w:r>
-        <w:rPr>
-          <w:b w:val="0"/>
-          <w:sz w:val="20"/>
-        </w:rPr>
-        <w:t>Positive Marks: 1</w:t>
+        <w:t xml:space="preserve">Answer: a</w:t>
       </w:r>
     </w:p>
     <w:p>
-      <w:pPr>
-        <w:spacing w:after="160" w:before="0"/>
-      </w:pPr>
       <w:r>
-        <w:rPr>
-          <w:b w:val="0"/>
-          <w:sz w:val="20"/>
-        </w:rPr>
-        <w:t>Negative Marks: 0.25</w:t>
+        <w:t xml:space="preserve">Solution: Magnesium sulfate — monitor respirations (≥12/min), patellar reflexes (loss = toxicity), and urine output before/during infusion, with calcium gluconate ready as the antidote.</w:t>
       </w:r>
     </w:p>
     <w:p>
-      <w:pPr>
-        <w:spacing w:after="20" w:before="120"/>
-      </w:pPr>
       <w:r>
-        <w:rPr>
-          <w:b/>
-          <w:sz w:val="22"/>
-        </w:rPr>
-        <w:t>Question: A patient on heparin therapy should be monitored with which laboratory test?</w:t>
+        <w:t xml:space="preserve">Positive Marks: 1</w:t>
       </w:r>
     </w:p>
     <w:p>
-      <w:pPr>
-        <w:spacing w:after="0" w:before="0"/>
-      </w:pPr>
       <w:r>
-        <w:rPr>
-          <w:b w:val="0"/>
-          <w:sz w:val="22"/>
-        </w:rPr>
-        <w:t>(a) Bleeding time</w:t>
+        <w:t xml:space="preserve">Negative Marks: 0.25</w:t>
       </w:r>
     </w:p>
     <w:p>
-      <w:pPr>
-        <w:spacing w:after="0" w:before="0"/>
-      </w:pPr>
       <w:r>
-        <w:rPr>
-          <w:b w:val="0"/>
-          <w:sz w:val="22"/>
-        </w:rPr>
-        <w:t>(b) Serum creatinine</w:t>
+        <w:t xml:space="preserve"/>
       </w:r>
     </w:p>
     <w:p>
-      <w:pPr>
-        <w:spacing w:after="0" w:before="0"/>
-      </w:pPr>
       <w:r>
-        <w:rPr>
-          <w:b w:val="0"/>
-          <w:sz w:val="22"/>
-        </w:rPr>
-        <w:t>(c) PT/INR</w:t>
+        <w:t xml:space="preserve">Question: A 4-year-old child with a head injury has a Glasgow Coma Scale score of 12. The nurse should:</w:t>
       </w:r>
     </w:p>
     <w:p>
-      <w:pPr>
-        <w:spacing w:after="0" w:before="0"/>
-      </w:pPr>
       <w:r>
-        <w:rPr>
-          <w:b w:val="0"/>
-          <w:sz w:val="22"/>
-        </w:rPr>
-        <w:t>(d) aPTT</w:t>
+        <w:t xml:space="preserve">(a) Observe in the hospital with neurological monitoring</w:t>
       </w:r>
     </w:p>
     <w:p>
-      <w:pPr>
-        <w:spacing w:after="0" w:before="40"/>
-      </w:pPr>
       <w:r>
-        <w:rPr>
-          <w:b/>
-          <w:sz w:val="22"/>
-        </w:rPr>
-        <w:t>Answer: d</w:t>
+        <w:t xml:space="preserve">(b) Send the child home</w:t>
       </w:r>
     </w:p>
     <w:p>
-      <w:pPr>
-        <w:spacing w:after="0" w:before="0"/>
-      </w:pPr>
       <w:r>
-        <w:rPr>
-          <w:b w:val="0"/>
-          <w:sz w:val="21"/>
-        </w:rPr>
-        <w:t>Solution: Heparin is monitored by activated partial thromboplastin time (aPTT), while warfarin is monitored by PT/INR.</w:t>
+        <w:t xml:space="preserve">(c) Ignore the injury</w:t>
       </w:r>
     </w:p>
     <w:p>
-      <w:pPr>
-        <w:spacing w:after="0" w:before="0"/>
-      </w:pPr>
       <w:r>
-        <w:rPr>
-          <w:b w:val="0"/>
-          <w:sz w:val="20"/>
-        </w:rPr>
-        <w:t>Positive Marks: 1</w:t>
+        <w:t xml:space="preserve">(d) Skip monitoring</w:t>
       </w:r>
     </w:p>
     <w:p>
-      <w:pPr>
-        <w:spacing w:after="160" w:before="0"/>
-      </w:pPr>
       <w:r>
-        <w:rPr>
-          <w:b w:val="0"/>
-          <w:sz w:val="20"/>
-        </w:rPr>
-        <w:t>Negative Marks: 0.25</w:t>
+        <w:t xml:space="preserve">Answer: a</w:t>
       </w:r>
     </w:p>
     <w:p>
-      <w:pPr>
-        <w:spacing w:after="20" w:before="120"/>
-      </w:pPr>
       <w:r>
-        <w:rPr>
-          <w:b/>
-          <w:sz w:val="22"/>
-        </w:rPr>
-        <w:t>Question: The earliest symptom of Hyponatremia is:</w:t>
+        <w:t xml:space="preserve">Solution: GCS 9–12 (moderate injury) — hospital observation with serial neurological assessments, as deterioration can occur.</w:t>
       </w:r>
     </w:p>
     <w:p>
-      <w:pPr>
-        <w:spacing w:after="0" w:before="0"/>
-      </w:pPr>
       <w:r>
-        <w:rPr>
-          <w:b w:val="0"/>
-          <w:sz w:val="22"/>
-        </w:rPr>
-        <w:t>(a) Fatigue</w:t>
+        <w:t xml:space="preserve">Positive Marks: 1</w:t>
       </w:r>
     </w:p>
     <w:p>
-      <w:pPr>
-        <w:spacing w:after="0" w:before="0"/>
-      </w:pPr>
       <w:r>
-        <w:rPr>
-          <w:b w:val="0"/>
-          <w:sz w:val="22"/>
-        </w:rPr>
-        <w:t>(b) Thirst</w:t>
+        <w:t xml:space="preserve">Negative Marks: 0.25</w:t>
       </w:r>
     </w:p>
     <w:p>
-      <w:pPr>
-        <w:spacing w:after="0" w:before="0"/>
-      </w:pPr>
       <w:r>
-        <w:rPr>
-          <w:b w:val="0"/>
-          <w:sz w:val="22"/>
-        </w:rPr>
-        <w:t>(c) Ataxia</w:t>
+        <w:t xml:space="preserve"/>
       </w:r>
     </w:p>
     <w:p>
-      <w:pPr>
-        <w:spacing w:after="0" w:before="0"/>
-      </w:pPr>
       <w:r>
-        <w:rPr>
-          <w:b w:val="0"/>
-          <w:sz w:val="22"/>
-        </w:rPr>
-        <w:t>(d) Weakness</w:t>
+        <w:t xml:space="preserve">Question: A patient with obsessive-compulsive disorder is being taught about relapse prevention. The nurse should teach the patient to:</w:t>
       </w:r>
     </w:p>
     <w:p>
-      <w:pPr>
-        <w:spacing w:after="0" w:before="40"/>
-      </w:pPr>
       <w:r>
-        <w:rPr>
-          <w:b/>
-          <w:sz w:val="22"/>
-        </w:rPr>
-        <w:t>Answer: a</w:t>
+        <w:t xml:space="preserve">(a) Continue ERP practice and medication, and attend follow-up</w:t>
       </w:r>
     </w:p>
     <w:p>
-      <w:pPr>
-        <w:spacing w:after="0" w:before="0"/>
-      </w:pPr>
       <w:r>
-        <w:rPr>
-          <w:b w:val="0"/>
-          <w:sz w:val="21"/>
-        </w:rPr>
-        <w:t>Solution: Fatigue is the earliest symptom of hyponatremia (mild sodium depletion).</w:t>
+        <w:t xml:space="preserve">(b) Stop treatment once symptoms improve</w:t>
       </w:r>
     </w:p>
     <w:p>
-      <w:pPr>
-        <w:spacing w:after="0" w:before="0"/>
-      </w:pPr>
       <w:r>
-        <w:rPr>
-          <w:b w:val="0"/>
-          <w:sz w:val="20"/>
-        </w:rPr>
-        <w:t>Positive Marks: 1</w:t>
+        <w:t xml:space="preserve">(c) Avoid all triggers</w:t>
       </w:r>
     </w:p>
     <w:p>
-      <w:pPr>
-        <w:spacing w:after="160" w:before="0"/>
-      </w:pPr>
       <w:r>
-        <w:rPr>
-          <w:b w:val="0"/>
-          <w:sz w:val="20"/>
-        </w:rPr>
-        <w:t>Negative Marks: 0.25</w:t>
+        <w:t xml:space="preserve">(d) Skip follow-up</w:t>
       </w:r>
     </w:p>
     <w:p>
-      <w:pPr>
-        <w:spacing w:after="20" w:before="120"/>
-      </w:pPr>
       <w:r>
-        <w:rPr>
-          <w:b/>
-          <w:sz w:val="22"/>
-        </w:rPr>
-        <w:t>Question: Which of the following is the most common cause of anaemia in pregnancy?</w:t>
+        <w:t xml:space="preserve">Answer: a</w:t>
       </w:r>
     </w:p>
     <w:p>
-      <w:pPr>
-        <w:spacing w:after="0" w:before="0"/>
-      </w:pPr>
       <w:r>
-        <w:rPr>
-          <w:b w:val="0"/>
-          <w:sz w:val="22"/>
-        </w:rPr>
-        <w:t>(a) Folic acid deficiency</w:t>
+        <w:t xml:space="preserve">Solution: OCD relapse prevention — continued ERP practice, medication adherence (SSRIs), and regular follow-up maintain improvement; stopping abruptly causes relapse.</w:t>
       </w:r>
     </w:p>
     <w:p>
-      <w:pPr>
-        <w:spacing w:after="0" w:before="0"/>
-      </w:pPr>
       <w:r>
-        <w:rPr>
-          <w:b w:val="0"/>
-          <w:sz w:val="22"/>
-        </w:rPr>
-        <w:t>(b) Thalassaemia</w:t>
+        <w:t xml:space="preserve">Positive Marks: 1</w:t>
       </w:r>
     </w:p>
     <w:p>
-      <w:pPr>
-        <w:spacing w:after="0" w:before="0"/>
-      </w:pPr>
       <w:r>
-        <w:rPr>
-          <w:b w:val="0"/>
-          <w:sz w:val="22"/>
-        </w:rPr>
-        <w:t>(c) Sickle cell disease</w:t>
+        <w:t xml:space="preserve">Negative Marks: 0.25</w:t>
       </w:r>
     </w:p>
     <w:p>
-      <w:pPr>
-        <w:spacing w:after="0" w:before="0"/>
-      </w:pPr>
       <w:r>
-        <w:rPr>
-          <w:b w:val="0"/>
-          <w:sz w:val="22"/>
-        </w:rPr>
-        <w:t>(d) Iron deficiency</w:t>
+        <w:t xml:space="preserve"/>
       </w:r>
     </w:p>
     <w:p>
-      <w:pPr>
-        <w:spacing w:after="0" w:before="40"/>
-      </w:pPr>
       <w:r>
-        <w:rPr>
-          <w:b/>
-          <w:sz w:val="22"/>
-        </w:rPr>
-        <w:t>Answer: d</w:t>
+        <w:t xml:space="preserve">Question: The "Pradhan Mantri Bhartiya Janaushadhi Kendra" is part of the government's effort for:</w:t>
       </w:r>
     </w:p>
     <w:p>
-      <w:pPr>
-        <w:spacing w:after="0" w:before="0"/>
-      </w:pPr>
       <w:r>
-        <w:rPr>
-          <w:b w:val="0"/>
-          <w:sz w:val="21"/>
-        </w:rPr>
-        <w:t>Solution: Iron deficiency anaemia is the most common nutritional anaemia in pregnancy because of the increased iron demand of the fetus and expanding maternal blood volume.</w:t>
+        <w:t xml:space="preserve">(a) Access to affordable essential medicines</w:t>
       </w:r>
     </w:p>
     <w:p>
-      <w:pPr>
-        <w:spacing w:after="0" w:before="0"/>
-      </w:pPr>
       <w:r>
-        <w:rPr>
-          <w:b w:val="0"/>
-          <w:sz w:val="20"/>
-        </w:rPr>
-        <w:t>Positive Marks: 1</w:t>
+        <w:t xml:space="preserve">(b) Export promotion</w:t>
       </w:r>
     </w:p>
     <w:p>
-      <w:pPr>
-        <w:spacing w:after="160" w:before="0"/>
-      </w:pPr>
       <w:r>
-        <w:rPr>
-          <w:b w:val="0"/>
-          <w:sz w:val="20"/>
-        </w:rPr>
-        <w:t>Negative Marks: 0.25</w:t>
+        <w:t xml:space="preserve">(c) Tax collection</w:t>
       </w:r>
     </w:p>
     <w:p>
-      <w:pPr>
-        <w:spacing w:after="20" w:before="120"/>
-      </w:pPr>
       <w:r>
-        <w:rPr>
-          <w:b/>
-          <w:sz w:val="22"/>
-        </w:rPr>
-        <w:t>Question: Most sensitive index of the health of a community is</w:t>
+        <w:t xml:space="preserve">(d) Import substitution only</w:t>
       </w:r>
     </w:p>
     <w:p>
-      <w:pPr>
-        <w:spacing w:after="0" w:before="0"/>
-      </w:pPr>
       <w:r>
-        <w:rPr>
-          <w:b w:val="0"/>
-          <w:sz w:val="22"/>
-        </w:rPr>
-        <w:t>(a) Crude Death Rate</w:t>
+        <w:t xml:space="preserve">Answer: a</w:t>
       </w:r>
     </w:p>
     <w:p>
-      <w:pPr>
-        <w:spacing w:after="0" w:before="0"/>
-      </w:pPr>
       <w:r>
-        <w:rPr>
-          <w:b w:val="0"/>
-          <w:sz w:val="22"/>
-        </w:rPr>
-        <w:t>(b) Infant Mortality Rate</w:t>
+        <w:t xml:space="preserve">Solution: PMBJP improves access to affordable, quality generic medicines — a core component of affordable healthcare.</w:t>
       </w:r>
     </w:p>
     <w:p>
-      <w:pPr>
-        <w:spacing w:after="0" w:before="0"/>
-      </w:pPr>
       <w:r>
-        <w:rPr>
-          <w:b w:val="0"/>
-          <w:sz w:val="22"/>
-        </w:rPr>
-        <w:t>(c) MMR</w:t>
+        <w:t xml:space="preserve">Positive Marks: 1</w:t>
       </w:r>
     </w:p>
     <w:p>
-      <w:pPr>
-        <w:spacing w:after="0" w:before="0"/>
-      </w:pPr>
       <w:r>
-        <w:rPr>
-          <w:b w:val="0"/>
-          <w:sz w:val="22"/>
-        </w:rPr>
-        <w:t>(d) Crude Birth Rate</w:t>
+        <w:t xml:space="preserve">Negative Marks: 0.25</w:t>
       </w:r>
     </w:p>
     <w:p>
-      <w:pPr>
-        <w:spacing w:after="0" w:before="40"/>
-      </w:pPr>
       <w:r>
-        <w:rPr>
-          <w:b/>
-          <w:sz w:val="22"/>
-        </w:rPr>
-        <w:t>Answer: b</w:t>
+        <w:t xml:space="preserve"/>
       </w:r>
     </w:p>
     <w:p>
-      <w:pPr>
-        <w:spacing w:after="0" w:before="0"/>
-      </w:pPr>
       <w:r>
-        <w:rPr>
-          <w:b w:val="0"/>
-          <w:sz w:val="21"/>
-        </w:rPr>
-        <w:t>Solution: Infant mortality rate (IMR) is the most sensitive index of the health of a community.</w:t>
+        <w:t xml:space="preserve">Question: The nurse is to administer 250 mg of a medication. The vial contains 125 mg/mL. The volume to give is:</w:t>
       </w:r>
     </w:p>
     <w:p>
-      <w:pPr>
-        <w:spacing w:after="0" w:before="0"/>
-      </w:pPr>
       <w:r>
-        <w:rPr>
-          <w:b w:val="0"/>
-          <w:sz w:val="20"/>
-        </w:rPr>
-        <w:t>Positive Marks: 1</w:t>
+        <w:t xml:space="preserve">(a) 1 mL</w:t>
       </w:r>
     </w:p>
     <w:p>
-      <w:pPr>
-        <w:spacing w:after="160" w:before="0"/>
-      </w:pPr>
       <w:r>
-        <w:rPr>
-          <w:b w:val="0"/>
-          <w:sz w:val="20"/>
-        </w:rPr>
-        <w:t>Negative Marks: 0.25</w:t>
+        <w:t xml:space="preserve">(b) 2 mL</w:t>
       </w:r>
     </w:p>
     <w:p>
-      <w:pPr>
-        <w:spacing w:after="20" w:before="120"/>
-      </w:pPr>
       <w:r>
-        <w:rPr>
-          <w:b/>
-          <w:sz w:val="22"/>
-        </w:rPr>
-        <w:t>Question: What are the benefits of kangaroo mother care?</w:t>
+        <w:t xml:space="preserve">(c) 3 mL</w:t>
       </w:r>
     </w:p>
     <w:p>
-      <w:pPr>
-        <w:spacing w:after="0" w:before="0"/>
-      </w:pPr>
       <w:r>
-        <w:rPr>
-          <w:b w:val="0"/>
-          <w:sz w:val="22"/>
-        </w:rPr>
-        <w:t>(a) It maintains temperature.</w:t>
+        <w:t xml:space="preserve">(d) 4 mL</w:t>
       </w:r>
     </w:p>
     <w:p>
-      <w:pPr>
-        <w:spacing w:after="0" w:before="0"/>
-      </w:pPr>
       <w:r>
-        <w:rPr>
-          <w:b w:val="0"/>
-          <w:sz w:val="22"/>
-        </w:rPr>
-        <w:t>(b) It is helpful in breast feeding.</w:t>
+        <w:t xml:space="preserve">Answer: b</w:t>
       </w:r>
     </w:p>
     <w:p>
-      <w:pPr>
-        <w:spacing w:after="0" w:before="0"/>
-      </w:pPr>
       <w:r>
-        <w:rPr>
-          <w:b w:val="0"/>
-          <w:sz w:val="22"/>
-        </w:rPr>
-        <w:t>(c) It increases the affinity between mother and baby.</w:t>
+        <w:t xml:space="preserve">Solution: Volume = 250 ÷ 125 = 2 mL.</w:t>
       </w:r>
     </w:p>
     <w:p>
-      <w:pPr>
-        <w:spacing w:after="0" w:before="0"/>
-      </w:pPr>
       <w:r>
-        <w:rPr>
-          <w:b w:val="0"/>
-          <w:sz w:val="22"/>
-        </w:rPr>
-        <w:t>(d) All of the above</w:t>
+        <w:t xml:space="preserve">Positive Marks: 1</w:t>
       </w:r>
     </w:p>
     <w:p>
-      <w:pPr>
-        <w:spacing w:after="0" w:before="40"/>
-      </w:pPr>
       <w:r>
-        <w:rPr>
-          <w:b/>
-          <w:sz w:val="22"/>
-        </w:rPr>
-        <w:t>Answer: d</w:t>
+        <w:t xml:space="preserve">Negative Marks: 0.25</w:t>
       </w:r>
     </w:p>
     <w:p>
-      <w:pPr>
-        <w:spacing w:after="0" w:before="0"/>
-      </w:pPr>
       <w:r>
-        <w:rPr>
-          <w:b w:val="0"/>
-          <w:sz w:val="21"/>
-        </w:rPr>
-        <w:t>Solution: Kangaroo mother care maintains temperature, promotes breastfeeding and strengthens mother-infant bonding - all of the above.</w:t>
+        <w:t xml:space="preserve"/>
       </w:r>
     </w:p>
     <w:p>
-      <w:pPr>
-        <w:spacing w:after="0" w:before="0"/>
-      </w:pPr>
       <w:r>
-        <w:rPr>
-          <w:b w:val="0"/>
-          <w:sz w:val="20"/>
-        </w:rPr>
-        <w:t>Positive Marks: 1</w:t>
+        <w:t xml:space="preserve">Question: The nurse is caring for a patient with acute respiratory distress syndrome. Which assessment indicates worsening?</w:t>
       </w:r>
     </w:p>
     <w:p>
-      <w:pPr>
-        <w:spacing w:after="160" w:before="0"/>
-      </w:pPr>
       <w:r>
-        <w:rPr>
-          <w:b w:val="0"/>
-          <w:sz w:val="20"/>
-        </w:rPr>
-        <w:t>Negative Marks: 0.25</w:t>
+        <w:t xml:space="preserve">(a) Decreasing SpO2 and increasing work of breathing</w:t>
       </w:r>
     </w:p>
     <w:p>
-      <w:pPr>
-        <w:spacing w:after="20" w:before="120"/>
-      </w:pPr>
       <w:r>
-        <w:rPr>
-          <w:b/>
-          <w:sz w:val="22"/>
-        </w:rPr>
-        <w:t>Question: When log-rolling a client with a suspected cervical spine injury, what is the most important intervention?</w:t>
+        <w:t xml:space="preserve">(b) Increasing SpO2</w:t>
       </w:r>
     </w:p>
     <w:p>
-      <w:pPr>
-        <w:spacing w:after="0" w:before="0"/>
-      </w:pPr>
       <w:r>
-        <w:rPr>
-          <w:b w:val="0"/>
-          <w:sz w:val="22"/>
-        </w:rPr>
-        <w:t>(a) Maintain the head in neutral alignment with the spine</w:t>
+        <w:t xml:space="preserve">(c) Improving mentation</w:t>
       </w:r>
     </w:p>
     <w:p>
-      <w:pPr>
-        <w:spacing w:after="0" w:before="0"/>
-      </w:pPr>
       <w:r>
-        <w:rPr>
-          <w:b w:val="0"/>
-          <w:sz w:val="22"/>
-        </w:rPr>
-        <w:t>(b) Assess motor function of all four limbs</w:t>
+        <w:t xml:space="preserve">(d) Normal breath sounds</w:t>
       </w:r>
     </w:p>
     <w:p>
-      <w:pPr>
-        <w:spacing w:after="0" w:before="0"/>
-      </w:pPr>
       <w:r>
-        <w:rPr>
-          <w:b w:val="0"/>
-          <w:sz w:val="22"/>
-        </w:rPr>
-        <w:t>(c) Remove the backboard first</w:t>
+        <w:t xml:space="preserve">Answer: a</w:t>
       </w:r>
     </w:p>
     <w:p>
-      <w:pPr>
-        <w:spacing w:after="0" w:before="0"/>
-      </w:pPr>
       <w:r>
-        <w:rPr>
-          <w:b w:val="0"/>
-          <w:sz w:val="22"/>
-        </w:rPr>
-        <w:t>(d) Apply the cervical collar before moving</w:t>
+        <w:t xml:space="preserve">Solution: Worsening ARDS — falling SpO2, rising respiratory effort, and deterioration in ABGs. The nurse reports promptly and adjusts oxygen/ventilation per orders.</w:t>
       </w:r>
     </w:p>
     <w:p>
-      <w:pPr>
-        <w:spacing w:after="0" w:before="40"/>
-      </w:pPr>
       <w:r>
-        <w:rPr>
-          <w:b/>
-          <w:sz w:val="22"/>
-        </w:rPr>
-        <w:t>Answer: a</w:t>
+        <w:t xml:space="preserve">Positive Marks: 1</w:t>
       </w:r>
     </w:p>
     <w:p>
-      <w:pPr>
-        <w:spacing w:after="0" w:before="0"/>
-      </w:pPr>
       <w:r>
-        <w:rPr>
-          <w:b w:val="0"/>
-          <w:sz w:val="21"/>
-        </w:rPr>
-        <w:t>Solution: The head and neck are kept in neutral alignment (no flexion, extension or rotation) throughout the log-roll to prevent further cord injury.</w:t>
+        <w:t xml:space="preserve">Negative Marks: 0.25</w:t>
       </w:r>
     </w:p>
     <w:p>
-      <w:pPr>
-        <w:spacing w:after="0" w:before="0"/>
-      </w:pPr>
       <w:r>
-        <w:rPr>
-          <w:b w:val="0"/>
-          <w:sz w:val="20"/>
-        </w:rPr>
-        <w:t>Positive Marks: 1</w:t>
+        <w:t xml:space="preserve"/>
       </w:r>
     </w:p>
     <w:p>
-      <w:pPr>
-        <w:spacing w:after="160" w:before="0"/>
-      </w:pPr>
       <w:r>
-        <w:rPr>
-          <w:b w:val="0"/>
-          <w:sz w:val="20"/>
-        </w:rPr>
-        <w:t>Negative Marks: 0.25</w:t>
+        <w:t xml:space="preserve">Question: A patient with a urinary tract infection is being discharged. The nurse should teach the patient to:</w:t>
       </w:r>
     </w:p>
     <w:p>
-      <w:pPr>
-        <w:spacing w:after="20" w:before="120"/>
-      </w:pPr>
       <w:r>
-        <w:rPr>
-          <w:b/>
-          <w:sz w:val="22"/>
-        </w:rPr>
-        <w:t>Question: Safest exercise advised to pregnant mother?</w:t>
+        <w:t xml:space="preserve">(a) Increase fluids, complete antibiotics, and report fever/flank pain</w:t>
       </w:r>
     </w:p>
     <w:p>
-      <w:pPr>
-        <w:spacing w:after="0" w:before="0"/>
-      </w:pPr>
       <w:r>
-        <w:rPr>
-          <w:b w:val="0"/>
-          <w:sz w:val="22"/>
-        </w:rPr>
-        <w:t>(a) Football</w:t>
+        <w:t xml:space="preserve">(b) Stop antibiotics early</w:t>
       </w:r>
     </w:p>
     <w:p>
-      <w:pPr>
-        <w:spacing w:after="0" w:before="0"/>
-      </w:pPr>
       <w:r>
-        <w:rPr>
-          <w:b w:val="0"/>
-          <w:sz w:val="22"/>
-        </w:rPr>
-        <w:t>(b) Swimming</w:t>
+        <w:t xml:space="preserve">(c) Decrease fluids</w:t>
       </w:r>
     </w:p>
     <w:p>
-      <w:pPr>
-        <w:spacing w:after="0" w:before="0"/>
-      </w:pPr>
       <w:r>
-        <w:rPr>
-          <w:b w:val="0"/>
-          <w:sz w:val="22"/>
-        </w:rPr>
-        <w:t>(c) Racing</w:t>
+        <w:t xml:space="preserve">(d) Hold urine</w:t>
       </w:r>
     </w:p>
     <w:p>
-      <w:pPr>
-        <w:spacing w:after="0" w:before="0"/>
-      </w:pPr>
       <w:r>
-        <w:rPr>
-          <w:b w:val="0"/>
-          <w:sz w:val="22"/>
-        </w:rPr>
-        <w:t>(d) Cycling</w:t>
+        <w:t xml:space="preserve">Answer: a</w:t>
       </w:r>
     </w:p>
     <w:p>
-      <w:pPr>
-        <w:spacing w:after="0" w:before="40"/>
-      </w:pPr>
       <w:r>
-        <w:rPr>
-          <w:b/>
-          <w:sz w:val="22"/>
-        </w:rPr>
-        <w:t>Answer: b</w:t>
+        <w:t xml:space="preserve">Solution: UTI discharge — increased fluids, full antibiotics, frequent voiding, and reporting of fever/flank pain (pyelonephritis).</w:t>
       </w:r>
     </w:p>
     <w:p>
-      <w:pPr>
-        <w:spacing w:after="0" w:before="0"/>
-      </w:pPr>
       <w:r>
-        <w:rPr>
-          <w:b w:val="0"/>
-          <w:sz w:val="21"/>
-        </w:rPr>
-        <w:t>Solution: Swimming is the safest low-impact exercise advised during pregnancy; contact sports and activities with a high fall risk are avoided.</w:t>
+        <w:t xml:space="preserve">Positive Marks: 1</w:t>
       </w:r>
     </w:p>
     <w:p>
-      <w:pPr>
-        <w:spacing w:after="0" w:before="0"/>
-      </w:pPr>
       <w:r>
-        <w:rPr>
-          <w:b w:val="0"/>
-          <w:sz w:val="20"/>
-        </w:rPr>
-        <w:t>Positive Marks: 1</w:t>
+        <w:t xml:space="preserve">Negative Marks: 0.25</w:t>
       </w:r>
     </w:p>
     <w:p>
-      <w:pPr>
-        <w:spacing w:after="160" w:before="0"/>
-      </w:pPr>
       <w:r>
-        <w:rPr>
-          <w:b w:val="0"/>
-          <w:sz w:val="20"/>
-        </w:rPr>
-        <w:t>Negative Marks: 0.25</w:t>
+        <w:t xml:space="preserve"/>
       </w:r>
     </w:p>
     <w:p>
-      <w:pPr>
-        <w:spacing w:after="20" w:before="120"/>
-      </w:pPr>
       <w:r>
-        <w:rPr>
-          <w:b/>
-          <w:sz w:val="22"/>
-        </w:rPr>
-        <w:t>Question: In the emergency department, during CPR of a neonate, the on-duty nurse is unable to access a venous site. What is the priority next action?</w:t>
+        <w:t xml:space="preserve">Question: The nurse is providing post-operative care to a patient after a mastectomy. The nurse should:</w:t>
       </w:r>
     </w:p>
     <w:p>
-      <w:pPr>
-        <w:spacing w:after="0" w:before="0"/>
-      </w:pPr>
       <w:r>
-        <w:rPr>
-          <w:b w:val="0"/>
-          <w:sz w:val="22"/>
-        </w:rPr>
-        <w:t>(a) Direct injection into an artery</w:t>
+        <w:t xml:space="preserve">(a) Position the arm elevated, monitor the drain, and teach arm care</w:t>
       </w:r>
     </w:p>
     <w:p>
-      <w:pPr>
-        <w:spacing w:after="0" w:before="0"/>
-      </w:pPr>
       <w:r>
-        <w:rPr>
-          <w:b w:val="0"/>
-          <w:sz w:val="22"/>
-        </w:rPr>
-        <w:t>(b) Cut down and inject directly</w:t>
+        <w:t xml:space="preserve">(b) Use the arm for injections</w:t>
       </w:r>
     </w:p>
     <w:p>
-      <w:pPr>
-        <w:spacing w:after="0" w:before="0"/>
-      </w:pPr>
       <w:r>
-        <w:rPr>
-          <w:b w:val="0"/>
-          <w:sz w:val="22"/>
-        </w:rPr>
-        <w:t>(c) Plan for a central line</w:t>
+        <w:t xml:space="preserve">(c) Carry heavy bags on the affected side</w:t>
       </w:r>
     </w:p>
     <w:p>
-      <w:pPr>
-        <w:spacing w:after="0" w:before="0"/>
-      </w:pPr>
       <w:r>
-        <w:rPr>
-          <w:b w:val="0"/>
-          <w:sz w:val="22"/>
-        </w:rPr>
-        <w:t>(d) Direct injection into the intraosseous space of the tibia</w:t>
+        <w:t xml:space="preserve">(d) Skip monitoring</w:t>
       </w:r>
     </w:p>
     <w:p>
-      <w:pPr>
-        <w:spacing w:after="0" w:before="40"/>
-      </w:pPr>
       <w:r>
-        <w:rPr>
-          <w:b/>
-          <w:sz w:val="22"/>
-        </w:rPr>
-        <w:t>Answer: d</w:t>
+        <w:t xml:space="preserve">Answer: a</w:t>
       </w:r>
     </w:p>
     <w:p>
-      <w:pPr>
-        <w:spacing w:after="0" w:before="0"/>
-      </w:pPr>
       <w:r>
-        <w:rPr>
-          <w:b w:val="0"/>
-          <w:sz w:val="21"/>
-        </w:rPr>
-        <w:t>Solution: If venous access cannot be established within 90 seconds (3 attempts) during neonatal resuscitation, intraosseous (IO) access is the preferred alternative route for drugs and fluids.</w:t>
+        <w:t xml:space="preserve">Solution: Post-mastectomy — arm elevation, drain monitoring, gentle exercises, and lymphedema precautions (no injections/BP on the affected arm).</w:t>
       </w:r>
     </w:p>
     <w:p>
-      <w:pPr>
-        <w:spacing w:after="0" w:before="0"/>
-      </w:pPr>
       <w:r>
-        <w:rPr>
-          <w:b w:val="0"/>
-          <w:sz w:val="20"/>
-        </w:rPr>
-        <w:t>Positive Marks: 1</w:t>
+        <w:t xml:space="preserve">Positive Marks: 1</w:t>
       </w:r>
     </w:p>
     <w:p>
-      <w:pPr>
-        <w:spacing w:after="160" w:before="0"/>
-      </w:pPr>
       <w:r>
-        <w:rPr>
-          <w:b w:val="0"/>
-          <w:sz w:val="20"/>
-        </w:rPr>
-        <w:t>Negative Marks: 0.25</w:t>
+        <w:t xml:space="preserve">Negative Marks: 0.25</w:t>
       </w:r>
     </w:p>
     <w:p>
-      <w:pPr>
-        <w:spacing w:after="20" w:before="120"/>
-      </w:pPr>
       <w:r>
-        <w:rPr>
-          <w:b/>
-          <w:sz w:val="22"/>
-        </w:rPr>
-        <w:t>Question: A child who has type 1 diabetes mellitus admitted in the hospital, a nurse gave him broccoli vegetable to eat but the children refused to eat and requesting to the nurse add the corn in their diet then what should nurse`s response? COVID-19 - disinfectanl , microbiolog C ( Nutrition]</w:t>
+        <w:t xml:space="preserve">Question: A patient with chronic liver disease develops jaundice. The nurse should monitor for:</w:t>
       </w:r>
     </w:p>
     <w:p>
-      <w:pPr>
-        <w:spacing w:after="0" w:before="0"/>
-      </w:pPr>
       <w:r>
-        <w:rPr>
-          <w:b w:val="0"/>
-          <w:sz w:val="22"/>
-        </w:rPr>
-        <w:t>(a) Vegetable can exchange with vegetable only</w:t>
+        <w:t xml:space="preserve">(a) Skin integrity, itching, and signs of worsening liver function</w:t>
       </w:r>
     </w:p>
     <w:p>
-      <w:pPr>
-        <w:spacing w:after="0" w:before="0"/>
-      </w:pPr>
       <w:r>
-        <w:rPr>
-          <w:b w:val="0"/>
-          <w:sz w:val="22"/>
-        </w:rPr>
-        <w:t>(b) No exchange of vegetable permitted</w:t>
+        <w:t xml:space="preserve">(b) Hyperkalemia only</w:t>
       </w:r>
     </w:p>
     <w:p>
-      <w:pPr>
-        <w:spacing w:after="0" w:before="0"/>
-      </w:pPr>
       <w:r>
-        <w:rPr>
-          <w:b w:val="0"/>
-          <w:sz w:val="22"/>
-        </w:rPr>
-        <w:t>(c) Impose the force to eating broccoli</w:t>
+        <w:t xml:space="preserve">(c) Constipation</w:t>
       </w:r>
     </w:p>
     <w:p>
-      <w:pPr>
-        <w:spacing w:after="0" w:before="0"/>
-      </w:pPr>
       <w:r>
-        <w:rPr>
-          <w:b w:val="0"/>
-          <w:sz w:val="22"/>
-        </w:rPr>
-        <w:t>(d) Assure the child that tomorrow will add a new thing</w:t>
+        <w:t xml:space="preserve">(d) Hyperthyroidism</w:t>
       </w:r>
     </w:p>
     <w:p>
-      <w:pPr>
-        <w:spacing w:after="0" w:before="40"/>
-      </w:pPr>
       <w:r>
-        <w:rPr>
-          <w:b/>
-          <w:sz w:val="22"/>
-        </w:rPr>
-        <w:t>Answer: a</w:t>
+        <w:t xml:space="preserve">Answer: a</w:t>
       </w:r>
     </w:p>
     <w:p>
-      <w:pPr>
-        <w:spacing w:after="0" w:before="0"/>
-      </w:pPr>
       <w:r>
-        <w:rPr>
-          <w:b w:val="0"/>
-          <w:sz w:val="21"/>
-        </w:rPr>
-        <w:t>Solution: In a situation where a child with type 1 diabetes mellitus refuses to eat a recommended vegetable, the nurse should offer to exchange the vegetable with another vegetable, but not with non-vegetable options. According to the American Diabetes Association (ADA), meal planning for children with diabetes should include a variety of healthy foods, including vegetables, with a focus on controlling carbohydrate intake to maintain optimal blood glucose levels. However, the ADA also recognizes that it is important to work with children and their families to individualize meal plans to meet their needs and preferences while still achieving glycemic targets. (ADA, 2021)</w:t>
+        <w:t xml:space="preserve">Solution: Jaundice in liver disease — the nurse monitors skin/itch (pruritus), bilirubin, and signs of decompensation (ascites, encephalopathy, bleeding). Skin care and safety are maintained.</w:t>
       </w:r>
     </w:p>
     <w:p>
-      <w:pPr>
-        <w:spacing w:after="0" w:before="0"/>
-      </w:pPr>
       <w:r>
-        <w:rPr>
-          <w:b w:val="0"/>
-          <w:sz w:val="20"/>
-        </w:rPr>
-        <w:t>Positive Marks: 1</w:t>
+        <w:t xml:space="preserve">Positive Marks: 1</w:t>
       </w:r>
     </w:p>
     <w:p>
-      <w:pPr>
-        <w:spacing w:after="160" w:before="0"/>
-      </w:pPr>
       <w:r>
-        <w:rPr>
-          <w:b w:val="0"/>
-          <w:sz w:val="20"/>
-        </w:rPr>
-        <w:t>Negative Marks: 0.25</w:t>
+        <w:t xml:space="preserve">Negative Marks: 0.25</w:t>
       </w:r>
     </w:p>
     <w:p>
-      <w:pPr>
-        <w:spacing w:after="20" w:before="120"/>
-      </w:pPr>
       <w:r>
-        <w:rPr>
-          <w:b/>
-          <w:sz w:val="22"/>
-        </w:rPr>
-        <w:t>Question: A 28 year old female present with hirsutism and male like hairs on body which test should do</w:t>
+        <w:t xml:space="preserve"/>
       </w:r>
     </w:p>
     <w:p>
-      <w:pPr>
-        <w:spacing w:after="0" w:before="0"/>
-      </w:pPr>
       <w:r>
-        <w:rPr>
-          <w:b w:val="0"/>
-          <w:sz w:val="22"/>
-        </w:rPr>
-        <w:t>(a) FSH</w:t>
+        <w:t xml:space="preserve">Question: The nurse is preparing a patient for a liver biopsy. Which consent is required?</w:t>
       </w:r>
     </w:p>
     <w:p>
-      <w:pPr>
-        <w:spacing w:after="0" w:before="0"/>
-      </w:pPr>
       <w:r>
-        <w:rPr>
-          <w:b w:val="0"/>
-          <w:sz w:val="22"/>
-        </w:rPr>
-        <w:t>(b) TVS USG</w:t>
+        <w:t xml:space="preserve">(a) Written informed consent</w:t>
       </w:r>
     </w:p>
     <w:p>
-      <w:pPr>
-        <w:spacing w:after="0" w:before="0"/>
-      </w:pPr>
       <w:r>
-        <w:rPr>
-          <w:b w:val="0"/>
-          <w:sz w:val="22"/>
-        </w:rPr>
-        <w:t>(c) LH</w:t>
+        <w:t xml:space="preserve">(b) Verbal consent only</w:t>
       </w:r>
     </w:p>
     <w:p>
-      <w:pPr>
-        <w:spacing w:after="0" w:before="0"/>
-      </w:pPr>
       <w:r>
-        <w:rPr>
-          <w:b w:val="0"/>
-          <w:sz w:val="22"/>
-        </w:rPr>
-        <w:t>(d) Progesterone</w:t>
+        <w:t xml:space="preserve">(c) No consent</w:t>
       </w:r>
     </w:p>
     <w:p>
-      <w:pPr>
-        <w:spacing w:after="0" w:before="40"/>
-      </w:pPr>
       <w:r>
-        <w:rPr>
-          <w:b/>
-          <w:sz w:val="22"/>
-        </w:rPr>
-        <w:t>Answer: b</w:t>
+        <w:t xml:space="preserve">(d) Consent from the nurse only</w:t>
       </w:r>
     </w:p>
     <w:p>
-      <w:pPr>
-        <w:spacing w:after="0" w:before="0"/>
-      </w:pPr>
       <w:r>
-        <w:rPr>
-          <w:b w:val="0"/>
-          <w:sz w:val="21"/>
-        </w:rPr>
-        <w:t>Solution: Hirsutism with male-pattern hair in a female is investigated with transvaginal ultrasound (TVS) to detect polycystic ovaries.</w:t>
+        <w:t xml:space="preserve">Answer: a</w:t>
       </w:r>
     </w:p>
     <w:p>
-      <w:pPr>
-        <w:spacing w:after="0" w:before="0"/>
-      </w:pPr>
       <w:r>
-        <w:rPr>
-          <w:b w:val="0"/>
-          <w:sz w:val="20"/>
-        </w:rPr>
-        <w:t>Positive Marks: 1</w:t>
+        <w:t xml:space="preserve">Solution: A liver biopsy is an invasive procedure requiring written informed consent — with explanation of risks (bleeding, pneumothorax). The nurse verifies coagulation studies before the procedure.</w:t>
       </w:r>
     </w:p>
     <w:p>
-      <w:pPr>
-        <w:spacing w:after="160" w:before="0"/>
-      </w:pPr>
       <w:r>
-        <w:rPr>
-          <w:b w:val="0"/>
-          <w:sz w:val="20"/>
-        </w:rPr>
-        <w:t>Negative Marks: 0.25</w:t>
+        <w:t xml:space="preserve">Positive Marks: 1</w:t>
       </w:r>
     </w:p>
     <w:p>
-      <w:pPr>
-        <w:spacing w:after="20" w:before="120"/>
-      </w:pPr>
       <w:r>
-        <w:rPr>
-          <w:b/>
-          <w:sz w:val="22"/>
-        </w:rPr>
-        <w:t>Question: If NTG given to a client who is suspected for heart attack.The NTG is working in best way if patient?</w:t>
+        <w:t xml:space="preserve">Negative Marks: 0.25</w:t>
       </w:r>
     </w:p>
     <w:p>
-      <w:pPr>
-        <w:spacing w:after="0" w:before="0"/>
-      </w:pPr>
       <w:r>
-        <w:rPr>
-          <w:b w:val="0"/>
-          <w:sz w:val="22"/>
-        </w:rPr>
-        <w:t>(a) Feel mouth Itching</w:t>
+        <w:t xml:space="preserve"/>
       </w:r>
     </w:p>
     <w:p>
-      <w:pPr>
-        <w:spacing w:after="0" w:before="0"/>
-      </w:pPr>
       <w:r>
-        <w:rPr>
-          <w:b w:val="0"/>
-          <w:sz w:val="22"/>
-        </w:rPr>
-        <w:t>(b) Feel blurred vision</w:t>
+        <w:t xml:space="preserve">Question: A patient at 33 weeks of gestation is diagnosed with gestational diabetes and is being taught glucose monitoring. The nurse should teach the patient to:</w:t>
       </w:r>
     </w:p>
     <w:p>
-      <w:pPr>
-        <w:spacing w:after="0" w:before="0"/>
-      </w:pPr>
       <w:r>
-        <w:rPr>
-          <w:b w:val="0"/>
-          <w:sz w:val="22"/>
-        </w:rPr>
-        <w:t>(c) Feel burning sensation under the tongue</w:t>
+        <w:t xml:space="preserve">(a) Monitor blood glucose as scheduled and maintain the diet</w:t>
       </w:r>
     </w:p>
     <w:p>
-      <w:pPr>
-        <w:spacing w:after="0" w:before="0"/>
-      </w:pPr>
       <w:r>
-        <w:rPr>
-          <w:b w:val="0"/>
-          <w:sz w:val="22"/>
-        </w:rPr>
-        <w:t>(d) Medicine given in dark room</w:t>
+        <w:t xml:space="preserve">(b) Skip monitoring</w:t>
       </w:r>
     </w:p>
     <w:p>
-      <w:pPr>
-        <w:spacing w:after="0" w:before="40"/>
-      </w:pPr>
       <w:r>
-        <w:rPr>
-          <w:b/>
-          <w:sz w:val="22"/>
-        </w:rPr>
-        <w:t>Answer: c</w:t>
+        <w:t xml:space="preserve">(c) Stop the diet</w:t>
       </w:r>
     </w:p>
     <w:p>
-      <w:pPr>
-        <w:spacing w:after="0" w:before="0"/>
-      </w:pPr>
       <w:r>
-        <w:rPr>
-          <w:b w:val="0"/>
-          <w:sz w:val="21"/>
-        </w:rPr>
-        <w:t>Solution: If NTG given to a client who is suspected for heart attack. The NTG is working in the best way if the patient feels a burning sensation under the tongue. Nitroglycerin (NTG) is a vasodilator used to treat chest pain or angina. When given to a patient who is suspected of having a heart attack, the aim is to relieve the chest pain, improve blood flow to the heart, and prevent further damage to the heart muscle. The burning sensation under the tongue is a common side effect of NTG and indicates that the medication is working. The medication is absorbed through the mucous membrane under the tongue, and the sensation is a sign that medication is being absorbed and is dilating the blood vessels around the heart. It is important to note that if the chest pain persists or worsens despite taking NTG, immediate medical attention should be sought.</w:t>
+        <w:t xml:space="preserve">(d) Take insulin without advice</w:t>
       </w:r>
     </w:p>
     <w:p>
-      <w:pPr>
-        <w:spacing w:after="0" w:before="0"/>
-      </w:pPr>
       <w:r>
-        <w:rPr>
-          <w:b w:val="0"/>
-          <w:sz w:val="20"/>
-        </w:rPr>
-        <w:t>Positive Marks: 1</w:t>
+        <w:t xml:space="preserve">Answer: a</w:t>
       </w:r>
     </w:p>
     <w:p>
-      <w:pPr>
-        <w:spacing w:after="160" w:before="0"/>
-      </w:pPr>
       <w:r>
-        <w:rPr>
-          <w:b w:val="0"/>
-          <w:sz w:val="20"/>
-        </w:rPr>
-        <w:t>Negative Marks: 0.25</w:t>
+        <w:t xml:space="preserve">Solution: GDM — blood glucose monitoring (fasting and postprandial), medical nutrition therapy, and insulin if needed. Targets: fasting &lt;95, 1-hr postprandial &lt;140 mg/dL.</w:t>
       </w:r>
     </w:p>
     <w:p>
-      <w:pPr>
-        <w:spacing w:after="20" w:before="120"/>
-      </w:pPr>
       <w:r>
-        <w:rPr>
-          <w:b/>
-          <w:sz w:val="22"/>
-        </w:rPr>
-        <w:t>Question: A nurse caring for a HIV positive patient got an accidental needle stick injury. Which of the following Is an appropriate immediate action following needle stick injury?</w:t>
+        <w:t xml:space="preserve">Positive Marks: 1</w:t>
       </w:r>
     </w:p>
     <w:p>
-      <w:pPr>
-        <w:spacing w:after="0" w:before="0"/>
-      </w:pPr>
       <w:r>
-        <w:rPr>
-          <w:b w:val="0"/>
-          <w:sz w:val="22"/>
-        </w:rPr>
-        <w:t>(a) Squeeze the wound to bleed it</w:t>
+        <w:t xml:space="preserve">Negative Marks: 0.25</w:t>
       </w:r>
     </w:p>
     <w:p>
-      <w:pPr>
-        <w:spacing w:after="0" w:before="0"/>
-      </w:pPr>
       <w:r>
-        <w:rPr>
-          <w:b w:val="0"/>
-          <w:sz w:val="22"/>
-        </w:rPr>
-        <w:t>(b) Wash the wound and surrounding skin with soap and rinse</w:t>
+        <w:t xml:space="preserve"/>
       </w:r>
     </w:p>
     <w:p>
-      <w:pPr>
-        <w:spacing w:after="0" w:before="0"/>
-      </w:pPr>
       <w:r>
-        <w:rPr>
-          <w:b w:val="0"/>
-          <w:sz w:val="22"/>
-        </w:rPr>
-        <w:t>(c) Use bleach or alcohol to clean the wound</w:t>
+        <w:t xml:space="preserve">Question: A 2-year-old child with severe dehydration is being rehydrated with IV Ringer's lactate. The nurse should reassess the child:</w:t>
       </w:r>
     </w:p>
     <w:p>
-      <w:pPr>
-        <w:spacing w:after="0" w:before="0"/>
-      </w:pPr>
       <w:r>
-        <w:rPr>
-          <w:b w:val="0"/>
-          <w:sz w:val="22"/>
-        </w:rPr>
-        <w:t>(d) Put the pricked finger in mouth</w:t>
+        <w:t xml:space="preserve">(a) After each bolus and as hydration improves</w:t>
       </w:r>
     </w:p>
     <w:p>
-      <w:pPr>
-        <w:spacing w:after="0" w:before="40"/>
-      </w:pPr>
       <w:r>
-        <w:rPr>
-          <w:b/>
-          <w:sz w:val="22"/>
-        </w:rPr>
-        <w:t>Answer: b</w:t>
+        <w:t xml:space="preserve">(b) Once a day</w:t>
       </w:r>
     </w:p>
     <w:p>
-      <w:pPr>
-        <w:spacing w:after="0" w:before="0"/>
-      </w:pPr>
       <w:r>
-        <w:rPr>
-          <w:b w:val="0"/>
-          <w:sz w:val="21"/>
-        </w:rPr>
-        <w:t>Solution: If is experienced the site should be washed with soap and water immediately, report the incident to supervisor, assess the exposure (type of fluid, type of needle, amount of blood on the needle, etc.), evaluate the status of patient and immediately seek the treatment according to protocol.</w:t>
+        <w:t xml:space="preserve">(c) Only at discharge</w:t>
       </w:r>
     </w:p>
     <w:p>
-      <w:pPr>
-        <w:spacing w:after="0" w:before="0"/>
-      </w:pPr>
       <w:r>
-        <w:rPr>
-          <w:b w:val="0"/>
-          <w:sz w:val="20"/>
-        </w:rPr>
-        <w:t>Positive Marks: 1</w:t>
+        <w:t xml:space="preserve">(d) Never</w:t>
       </w:r>
     </w:p>
     <w:p>
-      <w:pPr>
-        <w:spacing w:after="160" w:before="0"/>
-      </w:pPr>
       <w:r>
-        <w:rPr>
-          <w:b w:val="0"/>
-          <w:sz w:val="20"/>
-        </w:rPr>
-        <w:t>Negative Marks: 0.25</w:t>
+        <w:t xml:space="preserve">Answer: a</w:t>
       </w:r>
     </w:p>
     <w:p>
-      <w:pPr>
-        <w:spacing w:after="20" w:before="120"/>
-      </w:pPr>
       <w:r>
-        <w:rPr>
-          <w:b/>
-          <w:sz w:val="22"/>
-        </w:rPr>
-        <w:t>Question: The correct site for checking the temperature in a comatose patient is:</w:t>
+        <w:t xml:space="preserve">Solution: Severe dehydration (Plan C) — the child is reassessed after each fluid bolus (perfusion, pulses, urine output) and as hydration improves, transitioning to ORS when able.</w:t>
       </w:r>
     </w:p>
     <w:p>
-      <w:pPr>
-        <w:spacing w:after="0" w:before="0"/>
-      </w:pPr>
       <w:r>
-        <w:rPr>
-          <w:b w:val="0"/>
-          <w:sz w:val="22"/>
-        </w:rPr>
-        <w:t>(a) Rectal</w:t>
+        <w:t xml:space="preserve">Positive Marks: 1</w:t>
       </w:r>
     </w:p>
     <w:p>
-      <w:pPr>
-        <w:spacing w:after="0" w:before="0"/>
-      </w:pPr>
       <w:r>
-        <w:rPr>
-          <w:b w:val="0"/>
-          <w:sz w:val="22"/>
-        </w:rPr>
-        <w:t>(b) Oral</w:t>
+        <w:t xml:space="preserve">Negative Marks: 0.25</w:t>
       </w:r>
     </w:p>
     <w:p>
-      <w:pPr>
-        <w:spacing w:after="0" w:before="0"/>
-      </w:pPr>
       <w:r>
-        <w:rPr>
-          <w:b w:val="0"/>
-          <w:sz w:val="22"/>
-        </w:rPr>
-        <w:t>(c) Forehead</w:t>
+        <w:t xml:space="preserve"/>
       </w:r>
     </w:p>
     <w:p>
-      <w:pPr>
-        <w:spacing w:after="0" w:before="0"/>
-      </w:pPr>
       <w:r>
-        <w:rPr>
-          <w:b w:val="0"/>
-          <w:sz w:val="22"/>
-        </w:rPr>
-        <w:t>(d) Axillary</w:t>
+        <w:t xml:space="preserve">Question: A patient with schizophrenia is having difficulty sleeping. The nurse should:</w:t>
       </w:r>
     </w:p>
     <w:p>
-      <w:pPr>
-        <w:spacing w:after="0" w:before="40"/>
-      </w:pPr>
       <w:r>
-        <w:rPr>
-          <w:b/>
-          <w:sz w:val="22"/>
-        </w:rPr>
-        <w:t>Answer: a</w:t>
+        <w:t xml:space="preserve">(a) Provide a quiet environment, routine, and avoid caffeine</w:t>
       </w:r>
     </w:p>
     <w:p>
-      <w:pPr>
-        <w:spacing w:after="0" w:before="0"/>
-      </w:pPr>
       <w:r>
-        <w:rPr>
-          <w:b w:val="0"/>
-          <w:sz w:val="21"/>
-        </w:rPr>
-        <w:t>Solution: Rectal temperature is used in unconscious patients as it is the most accurate; oral temperature is unsafe in coma.</w:t>
+        <w:t xml:space="preserve">(b) Give caffeine</w:t>
       </w:r>
     </w:p>
     <w:p>
-      <w:pPr>
-        <w:spacing w:after="0" w:before="0"/>
-      </w:pPr>
       <w:r>
-        <w:rPr>
-          <w:b w:val="0"/>
-          <w:sz w:val="20"/>
-        </w:rPr>
-        <w:t>Positive Marks: 1</w:t>
+        <w:t xml:space="preserve">(c) Encourage daytime napping only</w:t>
       </w:r>
     </w:p>
     <w:p>
-      <w:pPr>
-        <w:spacing w:after="160" w:before="0"/>
-      </w:pPr>
       <w:r>
-        <w:rPr>
-          <w:b w:val="0"/>
-          <w:sz w:val="20"/>
-        </w:rPr>
-        <w:t>Negative Marks: 0.25</w:t>
+        <w:t xml:space="preserve">(d) Restrict all activity</w:t>
       </w:r>
     </w:p>
     <w:p>
-      <w:pPr>
-        <w:spacing w:after="20" w:before="120"/>
-      </w:pPr>
       <w:r>
-        <w:rPr>
-          <w:b/>
-          <w:sz w:val="22"/>
-        </w:rPr>
-        <w:t>Question: A client in the immediate postoperative period after thyroidectomy develops stridor. Which condition does this indicate and what is the priority?</w:t>
+        <w:t xml:space="preserve">Answer: a</w:t>
       </w:r>
     </w:p>
     <w:p>
-      <w:pPr>
-        <w:spacing w:after="0" w:before="0"/>
-      </w:pPr>
       <w:r>
-        <w:rPr>
-          <w:b w:val="0"/>
-          <w:sz w:val="22"/>
-        </w:rPr>
-        <w:t>(a) Recurrent laryngeal nerve injury - reassure the client</w:t>
+        <w:t xml:space="preserve">Solution: Sleep hygiene in schizophrenia — a quiet, dark environment, consistent routine, and avoiding stimulants improve sleep; medication timing may be adjusted.</w:t>
       </w:r>
     </w:p>
     <w:p>
-      <w:pPr>
-        <w:spacing w:after="0" w:before="0"/>
-      </w:pPr>
       <w:r>
-        <w:rPr>
-          <w:b w:val="0"/>
-          <w:sz w:val="22"/>
-        </w:rPr>
-        <w:t>(b) Normal postoperative hoarseness - continue to observe</w:t>
+        <w:t xml:space="preserve">Positive Marks: 1</w:t>
       </w:r>
     </w:p>
     <w:p>
-      <w:pPr>
-        <w:spacing w:after="0" w:before="0"/>
-      </w:pPr>
       <w:r>
-        <w:rPr>
-          <w:b w:val="0"/>
-          <w:sz w:val="22"/>
-        </w:rPr>
-        <w:t>(c) Hypocalcemia - check calcium level</w:t>
+        <w:t xml:space="preserve">Negative Marks: 0.25</w:t>
       </w:r>
     </w:p>
     <w:p>
-      <w:pPr>
-        <w:spacing w:after="0" w:before="0"/>
-      </w:pPr>
       <w:r>
-        <w:rPr>
-          <w:b w:val="0"/>
-          <w:sz w:val="22"/>
-        </w:rPr>
-        <w:t>(d) Laryngeal edema with airway obstruction - prepare for emergency airway management</w:t>
+        <w:t xml:space="preserve"/>
       </w:r>
     </w:p>
     <w:p>
-      <w:pPr>
-        <w:spacing w:after="0" w:before="40"/>
-      </w:pPr>
       <w:r>
-        <w:rPr>
-          <w:b/>
-          <w:sz w:val="22"/>
-        </w:rPr>
-        <w:t>Answer: d</w:t>
+        <w:t xml:space="preserve">Question: The "Pradhan Mantri Bhartiya Janaushadhi Kendra" medicines are available for:</w:t>
       </w:r>
     </w:p>
     <w:p>
-      <w:pPr>
-        <w:spacing w:after="0" w:before="0"/>
-      </w:pPr>
       <w:r>
-        <w:rPr>
-          <w:b w:val="0"/>
-          <w:sz w:val="21"/>
-        </w:rPr>
-        <w:t>Solution: Stridor is inspiratory crowing from laryngeal edema/obstruction; it is an emergency requiring immediate airway management (oxygen, and possible tracheostomy).</w:t>
+        <w:t xml:space="preserve">(a) Inpatients and outpatients at low cost</w:t>
       </w:r>
     </w:p>
     <w:p>
-      <w:pPr>
-        <w:spacing w:after="0" w:before="0"/>
-      </w:pPr>
       <w:r>
-        <w:rPr>
-          <w:b w:val="0"/>
-          <w:sz w:val="20"/>
-        </w:rPr>
-        <w:t>Positive Marks: 1</w:t>
+        <w:t xml:space="preserve">(b) Only inpatients</w:t>
       </w:r>
     </w:p>
     <w:p>
-      <w:pPr>
-        <w:spacing w:after="160" w:before="0"/>
-      </w:pPr>
       <w:r>
-        <w:rPr>
-          <w:b w:val="0"/>
-          <w:sz w:val="20"/>
-        </w:rPr>
-        <w:t>Negative Marks: 0.25</w:t>
+        <w:t xml:space="preserve">(c) Only export</w:t>
       </w:r>
     </w:p>
     <w:p>
-      <w:pPr>
-        <w:spacing w:after="20" w:before="120"/>
-      </w:pPr>
       <w:r>
-        <w:rPr>
-          <w:b/>
-          <w:sz w:val="22"/>
-        </w:rPr>
-        <w:t>Question: What are the potential causes of delirium in elderly patients? Which of the following options is correct?</w:t>
+        <w:t xml:space="preserve">(d) Only research</w:t>
       </w:r>
     </w:p>
     <w:p>
-      <w:pPr>
-        <w:spacing w:after="0" w:before="0"/>
-      </w:pPr>
       <w:r>
-        <w:rPr>
-          <w:b w:val="0"/>
-          <w:sz w:val="22"/>
-        </w:rPr>
-        <w:t>(a) Drug withdrawal</w:t>
+        <w:t xml:space="preserve">Answer: a</w:t>
       </w:r>
     </w:p>
     <w:p>
-      <w:pPr>
-        <w:spacing w:after="0" w:before="0"/>
-      </w:pPr>
       <w:r>
-        <w:rPr>
-          <w:b w:val="0"/>
-          <w:sz w:val="22"/>
-        </w:rPr>
-        <w:t>(b) Hypoxia</w:t>
+        <w:t xml:space="preserve">Solution: Jan Aushadhi medicines are available to all patients — inpatients and outpatients — at affordable prices through Kendras.</w:t>
       </w:r>
     </w:p>
     <w:p>
-      <w:pPr>
-        <w:spacing w:after="0" w:before="0"/>
-      </w:pPr>
       <w:r>
-        <w:rPr>
-          <w:b w:val="0"/>
-          <w:sz w:val="22"/>
-        </w:rPr>
-        <w:t>(c) Trauma</w:t>
+        <w:t xml:space="preserve">Positive Marks: 1</w:t>
       </w:r>
     </w:p>
     <w:p>
-      <w:pPr>
-        <w:spacing w:after="0" w:before="0"/>
-      </w:pPr>
       <w:r>
-        <w:rPr>
-          <w:b w:val="0"/>
-          <w:sz w:val="22"/>
-        </w:rPr>
-        <w:t>(d) All of the above</w:t>
+        <w:t xml:space="preserve">Negative Marks: 0.25</w:t>
       </w:r>
     </w:p>
     <w:p>
-      <w:pPr>
-        <w:spacing w:after="0" w:before="40"/>
-      </w:pPr>
       <w:r>
-        <w:rPr>
-          <w:b/>
-          <w:sz w:val="22"/>
-        </w:rPr>
-        <w:t>Answer: a</w:t>
+        <w:t xml:space="preserve"/>
       </w:r>
     </w:p>
     <w:p>
-      <w:pPr>
-        <w:spacing w:after="0" w:before="0"/>
-      </w:pPr>
       <w:r>
-        <w:rPr>
-          <w:b w:val="0"/>
-          <w:sz w:val="21"/>
-        </w:rPr>
-        <w:t>Solution: Delirium is a common and serious condition in older adults, and identifying the underlying cause is essential for effective management. There are various potential causes of delirium, including drug withdrawal, hypoxia, trauma, and many others. Common causes of delirium in older adults are infections, metabolic disturbances, medication side effects, and changes in the environment. Delirium is often associated with increased morbidity and mortality, and prompt identification and treatment of the underlying cause are critical. Hazzard's Geriatric Medicine and Gerontology, Principles of Geriatric Medicine and Gerontology</w:t>
+        <w:t xml:space="preserve">Question: The nurse is to give 0.75 g of a medication. The vial contains 250 mg/mL. The volume to give is:</w:t>
       </w:r>
     </w:p>
     <w:p>
-      <w:pPr>
-        <w:spacing w:after="0" w:before="0"/>
-      </w:pPr>
       <w:r>
-        <w:rPr>
-          <w:b w:val="0"/>
-          <w:sz w:val="20"/>
-        </w:rPr>
-        <w:t>Positive Marks: 1</w:t>
+        <w:t xml:space="preserve">(a) 2 mL</w:t>
       </w:r>
     </w:p>
     <w:p>
-      <w:pPr>
-        <w:spacing w:after="160" w:before="0"/>
-      </w:pPr>
       <w:r>
-        <w:rPr>
-          <w:b w:val="0"/>
-          <w:sz w:val="20"/>
-        </w:rPr>
-        <w:t>Negative Marks: 0.25</w:t>
+        <w:t xml:space="preserve">(b) 3 mL</w:t>
       </w:r>
     </w:p>
     <w:p>
-      <w:pPr>
-        <w:spacing w:after="20" w:before="120"/>
-      </w:pPr>
       <w:r>
-        <w:rPr>
-          <w:b/>
-          <w:sz w:val="22"/>
-        </w:rPr>
-        <w:t>Question: During peritonitis perforation laparotomy surgery is conducted, Central line is administered in this case what is the most important significance of the central line administration here ?</w:t>
+        <w:t xml:space="preserve">(c) 4 mL</w:t>
       </w:r>
     </w:p>
     <w:p>
-      <w:pPr>
-        <w:spacing w:after="0" w:before="0"/>
-      </w:pPr>
       <w:r>
-        <w:rPr>
-          <w:b w:val="0"/>
-          <w:sz w:val="22"/>
-        </w:rPr>
-        <w:t>(a) CVP Measurement</w:t>
+        <w:t xml:space="preserve">(d) 5 mL</w:t>
       </w:r>
     </w:p>
     <w:p>
-      <w:pPr>
-        <w:spacing w:after="0" w:before="0"/>
-      </w:pPr>
       <w:r>
-        <w:rPr>
-          <w:b w:val="0"/>
-          <w:sz w:val="22"/>
-        </w:rPr>
-        <w:t>(b) Spo2 Measurement</w:t>
+        <w:t xml:space="preserve">Answer: b</w:t>
       </w:r>
     </w:p>
     <w:p>
-      <w:pPr>
-        <w:spacing w:after="0" w:before="0"/>
-      </w:pPr>
       <w:r>
-        <w:rPr>
-          <w:b w:val="0"/>
-          <w:sz w:val="22"/>
-        </w:rPr>
-        <w:t>(c) Fluid administration</w:t>
+        <w:t xml:space="preserve">Solution: 0.75 g = 750 mg. Volume = 750 ÷ 250 = 3 mL.</w:t>
       </w:r>
     </w:p>
     <w:p>
-      <w:pPr>
-        <w:spacing w:after="0" w:before="0"/>
-      </w:pPr>
       <w:r>
-        <w:rPr>
-          <w:b w:val="0"/>
-          <w:sz w:val="22"/>
-        </w:rPr>
-        <w:t>(d) ABG Analysis</w:t>
+        <w:t xml:space="preserve">Positive Marks: 1</w:t>
       </w:r>
     </w:p>
     <w:p>
-      <w:pPr>
-        <w:spacing w:after="0" w:before="40"/>
-      </w:pPr>
       <w:r>
-        <w:rPr>
-          <w:b/>
-          <w:sz w:val="22"/>
-        </w:rPr>
-        <w:t>Answer: a</w:t>
+        <w:t xml:space="preserve">Negative Marks: 0.25</w:t>
       </w:r>
     </w:p>
     <w:p>
-      <w:pPr>
-        <w:spacing w:after="0" w:before="0"/>
-      </w:pPr>
       <w:r>
-        <w:rPr>
-          <w:b w:val="0"/>
-          <w:sz w:val="21"/>
-        </w:rPr>
-        <w:t>Solution: A central line is used to measure central venous pressure (CVP), which guides fluid therapy in peritonitis/laparotomy.</w:t>
+        <w:t xml:space="preserve"/>
       </w:r>
     </w:p>
     <w:p>
-      <w:pPr>
-        <w:spacing w:after="0" w:before="0"/>
-      </w:pPr>
       <w:r>
-        <w:rPr>
-          <w:b w:val="0"/>
-          <w:sz w:val="20"/>
-        </w:rPr>
-        <w:t>Positive Marks: 1</w:t>
+        <w:t xml:space="preserve">Question: The nurse is caring for a patient with a head injury who has a ventricular drain. The nurse should monitor:</w:t>
       </w:r>
     </w:p>
     <w:p>
-      <w:pPr>
-        <w:spacing w:after="160" w:before="0"/>
-      </w:pPr>
       <w:r>
-        <w:rPr>
-          <w:b w:val="0"/>
-          <w:sz w:val="20"/>
-        </w:rPr>
-        <w:t>Negative Marks: 0.25</w:t>
+        <w:t xml:space="preserve">(a) ICP, CSF drainage, and signs of infection</w:t>
       </w:r>
     </w:p>
     <w:p>
-      <w:pPr>
-        <w:spacing w:after="20" w:before="120"/>
-      </w:pPr>
       <w:r>
-        <w:rPr>
-          <w:b/>
-          <w:sz w:val="22"/>
-        </w:rPr>
-        <w:t>Question: What is the likely cause of severe perineal pain and rectal pressure experienced by a patient after delivery?</w:t>
+        <w:t xml:space="preserve">(b) Only temperature</w:t>
       </w:r>
     </w:p>
     <w:p>
-      <w:pPr>
-        <w:spacing w:after="0" w:before="0"/>
-      </w:pPr>
       <w:r>
-        <w:rPr>
-          <w:b w:val="0"/>
-          <w:sz w:val="22"/>
-        </w:rPr>
-        <w:t>(a) A hematoma of the vagina or vulva</w:t>
+        <w:t xml:space="preserve">(c) Only weight</w:t>
       </w:r>
     </w:p>
     <w:p>
-      <w:pPr>
-        <w:spacing w:after="0" w:before="0"/>
-      </w:pPr>
       <w:r>
-        <w:rPr>
-          <w:b w:val="0"/>
-          <w:sz w:val="22"/>
-        </w:rPr>
-        <w:t>(b) Laceration</w:t>
+        <w:t xml:space="preserve">(d) Only appetite</w:t>
       </w:r>
     </w:p>
     <w:p>
-      <w:pPr>
-        <w:spacing w:after="0" w:before="0"/>
-      </w:pPr>
       <w:r>
-        <w:rPr>
-          <w:b w:val="0"/>
-          <w:sz w:val="22"/>
-        </w:rPr>
-        <w:t>(c) Cystitis</w:t>
+        <w:t xml:space="preserve">Answer: a</w:t>
       </w:r>
     </w:p>
     <w:p>
-      <w:pPr>
-        <w:spacing w:after="0" w:before="0"/>
-      </w:pPr>
       <w:r>
-        <w:rPr>
-          <w:b w:val="0"/>
-          <w:sz w:val="22"/>
-        </w:rPr>
-        <w:t>(d) After birth pain</w:t>
+        <w:t xml:space="preserve">Solution: EVD care — monitor ICP, CSF color/amount, and signs of meningitis (fever, nuchal rigidity). The drain height is maintained per order; the system remains sterile.</w:t>
       </w:r>
     </w:p>
     <w:p>
-      <w:pPr>
-        <w:spacing w:after="0" w:before="40"/>
-      </w:pPr>
       <w:r>
-        <w:rPr>
-          <w:b/>
-          <w:sz w:val="22"/>
-        </w:rPr>
-        <w:t>Answer: a</w:t>
+        <w:t xml:space="preserve">Positive Marks: 1</w:t>
       </w:r>
     </w:p>
     <w:p>
-      <w:pPr>
-        <w:spacing w:after="0" w:before="0"/>
-      </w:pPr>
       <w:r>
-        <w:rPr>
-          <w:b w:val="0"/>
-          <w:sz w:val="21"/>
-        </w:rPr>
-        <w:t>Solution: Severe perineal pain and rectal pressure after delivery may indicate the presence of a vaginal hematoma. Vaginal hematoma occurs when blood collects in the tissues around the vagina, causing swelling, pressure, and pain. It can occur due to vaginal delivery or other pelvic surgeries. Prompt diagnosis and management are necessary to prevent further complications. alcohol ~ 7 dealing CPSy abush Bring Labor Hematoma of Vagina 10BG] The nurse should assess the patient's vital signs and perform a physical examination to confirm the presence of a hematoma. The primary intervention is to apply ice packs to the area to reduce swelling and alleviate pain. Pain management and close monitoring for signs of infection are also important.</w:t>
+        <w:t xml:space="preserve">Negative Marks: 0.25</w:t>
       </w:r>
     </w:p>
     <w:p>
-      <w:pPr>
-        <w:spacing w:after="0" w:before="0"/>
-      </w:pPr>
       <w:r>
-        <w:rPr>
-          <w:b w:val="0"/>
-          <w:sz w:val="20"/>
-        </w:rPr>
-        <w:t>Positive Marks: 1</w:t>
+        <w:t xml:space="preserve"/>
       </w:r>
     </w:p>
     <w:p>
-      <w:pPr>
-        <w:spacing w:after="160" w:before="0"/>
-      </w:pPr>
       <w:r>
-        <w:rPr>
-          <w:b w:val="0"/>
-          <w:sz w:val="20"/>
-        </w:rPr>
-        <w:t>Negative Marks: 0.25</w:t>
+        <w:t xml:space="preserve">Question: A patient with a deep vein thrombosis is on bed rest with the leg elevated. The nurse should:</w:t>
+      </w:r>
+    </w:p>
+    <w:p>
+      <w:r>
+        <w:t xml:space="preserve">(a) Monitor for signs of pulmonary embolism</w:t>
+      </w:r>
+    </w:p>
+    <w:p>
+      <w:r>
+        <w:t xml:space="preserve">(b) Massage the calf</w:t>
+      </w:r>
+    </w:p>
+    <w:p>
+      <w:r>
+        <w:t xml:space="preserve">(c) Ambulate the patient</w:t>
+      </w:r>
+    </w:p>
+    <w:p>
+      <w:r>
+        <w:t xml:space="preserve">(d) Apply cold packs only</w:t>
+      </w:r>
+    </w:p>
+    <w:p>
+      <w:r>
+        <w:t xml:space="preserve">Answer: a</w:t>
+      </w:r>
+    </w:p>
+    <w:p>
+      <w:r>
+        <w:t xml:space="preserve">Solution: DVT — the nurse monitors for PE (sudden chest pain, dyspnea, hemoptysis), keeps the leg elevated, and administers anticoagulants — never massaging the calf.</w:t>
+      </w:r>
+    </w:p>
+    <w:p>
+      <w:r>
+        <w:t xml:space="preserve">Positive Marks: 1</w:t>
+      </w:r>
+    </w:p>
+    <w:p>
+      <w:r>
+        <w:t xml:space="preserve">Negative Marks: 0.25</w:t>
+      </w:r>
+    </w:p>
+    <w:p>
+      <w:r>
+        <w:t xml:space="preserve"/>
+      </w:r>
+    </w:p>
+    <w:p>
+      <w:r>
+        <w:t xml:space="preserve">Question: The nurse is providing care to a patient after a total hip replacement. Which action prevents dislocation?</w:t>
+      </w:r>
+    </w:p>
+    <w:p>
+      <w:r>
+        <w:t xml:space="preserve">(a) Use an abduction pillow and avoid crossing the legs</w:t>
+      </w:r>
+    </w:p>
+    <w:p>
+      <w:r>
+        <w:t xml:space="preserve">(b) Cross the legs</w:t>
+      </w:r>
+    </w:p>
+    <w:p>
+      <w:r>
+        <w:t xml:space="preserve">(c) Flex the hip beyond 90 degrees</w:t>
+      </w:r>
+    </w:p>
+    <w:p>
+      <w:r>
+        <w:t xml:space="preserve">(d) Sit in low chairs</w:t>
+      </w:r>
+    </w:p>
+    <w:p>
+      <w:r>
+        <w:t xml:space="preserve">Answer: a</w:t>
+      </w:r>
+    </w:p>
+    <w:p>
+      <w:r>
+        <w:t xml:space="preserve">Solution: Hip precautions — abduction pillow, no crossing of legs, no hip flexion &gt;90°, and avoiding low chairs — prevent prosthesis dislocation.</w:t>
+      </w:r>
+    </w:p>
+    <w:p>
+      <w:r>
+        <w:t xml:space="preserve">Positive Marks: 1</w:t>
+      </w:r>
+    </w:p>
+    <w:p>
+      <w:r>
+        <w:t xml:space="preserve">Negative Marks: 0.25</w:t>
       </w:r>
     </w:p>
     <w:sectPr>
       <w:pgSz w:w="12240" w:h="15840"/>
-      <w:pgMar w:top="864" w:right="1008" w:bottom="864" w:left="1008" w:header="720" w:footer="720" w:gutter="0"/>
+      <w:pgMar w:top="1440" w:right="1800" w:bottom="1440" w:left="1800" w:header="720" w:footer="720" w:gutter="0"/>
       <w:cols w:space="720"/>
       <w:docGrid w:linePitch="360"/>
     </w:sectPr>
@@ -2535,10 +1365,6 @@
     <w:name w:val="Normal"/>
     <w:qFormat/>
     <w:rsid w:val="00FC693F"/>
-    <w:rPr>
-      <w:rFonts w:ascii="Calibri" w:hAnsi="Calibri"/>
-      <w:sz w:val="22"/>
-    </w:rPr>
   </w:style>
   <w:style w:type="paragraph" w:styleId="Header">
     <w:name w:val="header"/>
